--- a/docs/TAI_LIEU_BAO_CAO_PROJECT.docx
+++ b/docs/TAI_LIEU_BAO_CAO_PROJECT.docx
@@ -560,7 +560,7 @@
     </w:p>
     <w:p>
       <w:pPr>
-        <w:spacing w:before="2160"/>
+        <w:spacing w:before="1920"/>
         <w:jc w:val="center"/>
         <w:rPr>
           <w:rFonts w:ascii="Times New Roman" w:hAnsi="Times New Roman" w:cs="Times New Roman"/>
@@ -596,12 +596,12 @@
           <w:footerReference w:type="default" r:id="rId10"/>
           <w:type w:val="continuous"/>
           <w:pgSz w:w="11906" w:h="16838" w:code="9"/>
-          <w:pgMar w:top="630" w:right="1134" w:bottom="810" w:left="1260" w:header="720" w:footer="720" w:gutter="0"/>
+          <w:pgMar w:top="810" w:right="1134" w:bottom="810" w:left="1170" w:header="720" w:footer="720" w:gutter="0"/>
           <w:pgBorders w:display="firstPage" w:offsetFrom="page">
-            <w:top w:val="threeDEngrave" w:sz="24" w:space="24" w:color="auto"/>
-            <w:left w:val="threeDEngrave" w:sz="24" w:space="24" w:color="auto"/>
-            <w:bottom w:val="threeDEmboss" w:sz="24" w:space="24" w:color="auto"/>
-            <w:right w:val="threeDEmboss" w:sz="24" w:space="24" w:color="auto"/>
+            <w:top w:val="twistedLines1" w:sz="18" w:space="24" w:color="000000" w:themeColor="text1"/>
+            <w:left w:val="twistedLines1" w:sz="18" w:space="31" w:color="000000" w:themeColor="text1"/>
+            <w:bottom w:val="twistedLines1" w:sz="18" w:space="24" w:color="000000" w:themeColor="text1"/>
+            <w:right w:val="twistedLines1" w:sz="18" w:space="24" w:color="000000" w:themeColor="text1"/>
           </w:pgBorders>
           <w:cols w:space="720"/>
           <w:titlePg/>
@@ -3272,188 +3272,564 @@
     </w:p>
     <w:p>
       <w:pPr>
-        <w:spacing w:line="360" w:lineRule="auto"/>
-        <w:rPr>
-          <w:rFonts w:ascii="Times New Roman" w:hAnsi="Times New Roman" w:cs="Times New Roman"/>
-          <w:sz w:val="28"/>
-          <w:szCs w:val="28"/>
-        </w:rPr>
-      </w:pPr>
-    </w:p>
-    <w:p>
-      <w:pPr>
-        <w:spacing w:line="360" w:lineRule="auto"/>
-        <w:rPr>
-          <w:rFonts w:ascii="Times New Roman" w:hAnsi="Times New Roman" w:cs="Times New Roman"/>
-          <w:sz w:val="28"/>
-          <w:szCs w:val="28"/>
-        </w:rPr>
-      </w:pPr>
-    </w:p>
-    <w:p>
-      <w:pPr>
-        <w:spacing w:line="360" w:lineRule="auto"/>
-        <w:rPr>
-          <w:rFonts w:ascii="Times New Roman" w:hAnsi="Times New Roman" w:cs="Times New Roman"/>
-          <w:sz w:val="28"/>
-          <w:szCs w:val="28"/>
-        </w:rPr>
-      </w:pPr>
-    </w:p>
-    <w:p>
-      <w:pPr>
-        <w:spacing w:line="360" w:lineRule="auto"/>
-        <w:rPr>
-          <w:rFonts w:ascii="Times New Roman" w:hAnsi="Times New Roman" w:cs="Times New Roman"/>
-          <w:sz w:val="28"/>
-          <w:szCs w:val="28"/>
-        </w:rPr>
-      </w:pPr>
-    </w:p>
-    <w:p>
-      <w:pPr>
-        <w:spacing w:line="360" w:lineRule="auto"/>
-        <w:rPr>
-          <w:rFonts w:ascii="Times New Roman" w:hAnsi="Times New Roman" w:cs="Times New Roman"/>
-          <w:sz w:val="28"/>
-          <w:szCs w:val="28"/>
-        </w:rPr>
-      </w:pPr>
-    </w:p>
-    <w:p>
-      <w:pPr>
-        <w:spacing w:line="360" w:lineRule="auto"/>
-        <w:rPr>
-          <w:rFonts w:ascii="Times New Roman" w:hAnsi="Times New Roman" w:cs="Times New Roman"/>
-          <w:sz w:val="28"/>
-          <w:szCs w:val="28"/>
-        </w:rPr>
-      </w:pPr>
-    </w:p>
-    <w:p>
-      <w:pPr>
-        <w:spacing w:line="360" w:lineRule="auto"/>
-        <w:rPr>
-          <w:rFonts w:ascii="Times New Roman" w:hAnsi="Times New Roman" w:cs="Times New Roman"/>
-          <w:sz w:val="28"/>
-          <w:szCs w:val="28"/>
-        </w:rPr>
-      </w:pPr>
+        <w:rPr>
+          <w:rFonts w:ascii="Times New Roman" w:hAnsi="Times New Roman" w:cs="Times New Roman"/>
+          <w:sz w:val="28"/>
+          <w:szCs w:val="28"/>
+        </w:rPr>
+      </w:pPr>
+      <w:r>
+        <w:rPr>
+          <w:rFonts w:ascii="Times New Roman" w:hAnsi="Times New Roman" w:cs="Times New Roman"/>
+          <w:sz w:val="28"/>
+          <w:szCs w:val="28"/>
+        </w:rPr>
+        <w:t xml:space="preserve">Để giải quyết bài toán xử lý bảng dữ liệu lên tới hàng triệu dòng mà không làm rò rỉ bộ nhớ, nhóm đã thiết kế một quy trình tích hợp và chuẩn hóa cơ sở dữ liệu quan hệ tối ưu trên PostgreSQL. </w:t>
+      </w:r>
+    </w:p>
+    <w:p>
+      <w:pPr>
+        <w:numPr>
+          <w:ilvl w:val="0"/>
+          <w:numId w:val="15"/>
+        </w:numPr>
+        <w:rPr>
+          <w:rFonts w:ascii="Times New Roman" w:hAnsi="Times New Roman" w:cs="Times New Roman"/>
+          <w:sz w:val="28"/>
+          <w:szCs w:val="28"/>
+        </w:rPr>
+      </w:pPr>
+      <w:r>
+        <w:rPr>
+          <w:rFonts w:ascii="Times New Roman" w:hAnsi="Times New Roman" w:cs="Times New Roman"/>
+          <w:b/>
+          <w:bCs/>
+          <w:sz w:val="28"/>
+          <w:szCs w:val="28"/>
+        </w:rPr>
+        <w:t>Tối ưu hóa nạp dữ liệu (Data Loading):</w:t>
+      </w:r>
+      <w:r>
+        <w:rPr>
+          <w:rFonts w:ascii="Times New Roman" w:hAnsi="Times New Roman" w:cs="Times New Roman"/>
+          <w:sz w:val="28"/>
+          <w:szCs w:val="28"/>
+        </w:rPr>
+        <w:t xml:space="preserve"> Dữ liệu được truyền tải dạng luồng (stream) thông qua lệnh COPY FROM STDIN của PostgreSQL, giúp giải phóng hoàn toàn áp lực lên bộ nhớ RAM của Python. Kết quả thực thi cho thấy toàn bộ 6.475.619 bản ghi thô được nạp vào 5 bảng Staging chỉ mất 41,53 giây, trong đó riêng tệp lớn nhất là City (5.010.113 dòng) hoàn thành cực tốc trong 35,28 giây. </w:t>
+      </w:r>
+    </w:p>
+    <w:p>
+      <w:pPr>
+        <w:numPr>
+          <w:ilvl w:val="0"/>
+          <w:numId w:val="15"/>
+        </w:numPr>
+        <w:rPr>
+          <w:rFonts w:ascii="Times New Roman" w:hAnsi="Times New Roman" w:cs="Times New Roman"/>
+          <w:sz w:val="28"/>
+          <w:szCs w:val="28"/>
+        </w:rPr>
+      </w:pPr>
+      <w:r>
+        <w:rPr>
+          <w:rFonts w:ascii="Times New Roman" w:hAnsi="Times New Roman" w:cs="Times New Roman"/>
+          <w:b/>
+          <w:bCs/>
+          <w:sz w:val="28"/>
+          <w:szCs w:val="28"/>
+        </w:rPr>
+        <w:t>Mô hình hóa dữ liệu (Star Schema):</w:t>
+      </w:r>
+      <w:r>
+        <w:rPr>
+          <w:rFonts w:ascii="Times New Roman" w:hAnsi="Times New Roman" w:cs="Times New Roman"/>
+          <w:sz w:val="28"/>
+          <w:szCs w:val="28"/>
+        </w:rPr>
+        <w:t xml:space="preserve"> Lớp dữ liệu phân tích được bóc tách theo mô hình đa chiều, bao gồm 4 bảng Dimension (dim_date, dim_country, </w:t>
+      </w:r>
+      <w:r>
+        <w:rPr>
+          <w:rFonts w:ascii="Times New Roman" w:hAnsi="Times New Roman" w:cs="Times New Roman"/>
+          <w:sz w:val="28"/>
+          <w:szCs w:val="28"/>
+        </w:rPr>
+        <w:lastRenderedPageBreak/>
+        <w:t xml:space="preserve">dim_state, dim_city) để lưu trữ các chiều chuẩn hóa và 5 bảng Fact để lưu trữ các giá trị đo lường nhiệt độ độc lập theo từng cấp độ địa lý. </w:t>
+      </w:r>
+    </w:p>
+    <w:p>
+      <w:pPr>
+        <w:numPr>
+          <w:ilvl w:val="0"/>
+          <w:numId w:val="15"/>
+        </w:numPr>
+        <w:rPr>
+          <w:rFonts w:ascii="Times New Roman" w:hAnsi="Times New Roman" w:cs="Times New Roman"/>
+          <w:sz w:val="28"/>
+          <w:szCs w:val="28"/>
+        </w:rPr>
+      </w:pPr>
+      <w:r>
+        <w:rPr>
+          <w:rFonts w:ascii="Times New Roman" w:hAnsi="Times New Roman" w:cs="Times New Roman"/>
+          <w:b/>
+          <w:bCs/>
+          <w:sz w:val="28"/>
+          <w:szCs w:val="28"/>
+        </w:rPr>
+        <w:t>Kỹ thuật Merge/Join và Giải quyết xung đột:</w:t>
+      </w:r>
+      <w:r>
+        <w:rPr>
+          <w:rFonts w:ascii="Times New Roman" w:hAnsi="Times New Roman" w:cs="Times New Roman"/>
+          <w:sz w:val="28"/>
+          <w:szCs w:val="28"/>
+        </w:rPr>
+        <w:t xml:space="preserve"> Sự bất đồng nhất về lược đồ (schema) và các khoảng trắng thừa từ tệp CSV gốc được làm sạch tự động bằng hàm </w:t>
+      </w:r>
+      <w:proofErr w:type="gramStart"/>
+      <w:r>
+        <w:rPr>
+          <w:rFonts w:ascii="Times New Roman" w:hAnsi="Times New Roman" w:cs="Times New Roman"/>
+          <w:sz w:val="28"/>
+          <w:szCs w:val="28"/>
+        </w:rPr>
+        <w:t>BTRIM(</w:t>
+      </w:r>
+      <w:proofErr w:type="gramEnd"/>
+      <w:r>
+        <w:rPr>
+          <w:rFonts w:ascii="Times New Roman" w:hAnsi="Times New Roman" w:cs="Times New Roman"/>
+          <w:sz w:val="28"/>
+          <w:szCs w:val="28"/>
+        </w:rPr>
+        <w:t xml:space="preserve">) và </w:t>
+      </w:r>
+      <w:proofErr w:type="gramStart"/>
+      <w:r>
+        <w:rPr>
+          <w:rFonts w:ascii="Times New Roman" w:hAnsi="Times New Roman" w:cs="Times New Roman"/>
+          <w:sz w:val="28"/>
+          <w:szCs w:val="28"/>
+        </w:rPr>
+        <w:t>NULLIF(</w:t>
+      </w:r>
+      <w:proofErr w:type="gramEnd"/>
+      <w:r>
+        <w:rPr>
+          <w:rFonts w:ascii="Times New Roman" w:hAnsi="Times New Roman" w:cs="Times New Roman"/>
+          <w:sz w:val="28"/>
+          <w:szCs w:val="28"/>
+        </w:rPr>
+        <w:t xml:space="preserve">) trước khi đưa vào các khóa kết nối. </w:t>
+      </w:r>
+    </w:p>
+    <w:p>
+      <w:pPr>
+        <w:spacing w:line="360" w:lineRule="auto"/>
+        <w:rPr>
+          <w:rFonts w:ascii="Times New Roman" w:hAnsi="Times New Roman" w:cs="Times New Roman"/>
+          <w:sz w:val="28"/>
+          <w:szCs w:val="28"/>
+        </w:rPr>
+      </w:pPr>
+      <w:r>
+        <w:rPr>
+          <w:rFonts w:ascii="Times New Roman" w:hAnsi="Times New Roman" w:cs="Times New Roman"/>
+          <w:b/>
+          <w:bCs/>
+          <w:sz w:val="28"/>
+          <w:szCs w:val="28"/>
+        </w:rPr>
+        <w:t>Bảo toàn dấu vết (Data Lineage):</w:t>
+      </w:r>
+      <w:r>
+        <w:rPr>
+          <w:rFonts w:ascii="Times New Roman" w:hAnsi="Times New Roman" w:cs="Times New Roman"/>
+          <w:sz w:val="28"/>
+          <w:szCs w:val="28"/>
+        </w:rPr>
+        <w:t xml:space="preserve"> Tại các bảng Fact và View, trường source_staging_id được sinh ra nhằm tạo mối liên kết ngược về đúng dòng dữ liệu thô ban đầu, cho phép nhóm phân tích dễ dàng truy vết và đối chiếu khi có bất thường xảy ra ở các khâu sau.</w:t>
+      </w:r>
     </w:p>
     <w:p>
       <w:pPr>
         <w:pStyle w:val="Heading2"/>
       </w:pPr>
       <w:r>
+        <w:t>2.3. Làm sạch dữ liệu chuyên sâu (Data Cleaning &amp; Imputation)</w:t>
+      </w:r>
+    </w:p>
+    <w:p>
+      <w:pPr>
+        <w:rPr>
+          <w:rFonts w:ascii="Times New Roman" w:hAnsi="Times New Roman" w:cs="Times New Roman"/>
+          <w:sz w:val="28"/>
+          <w:szCs w:val="28"/>
+        </w:rPr>
+      </w:pPr>
+      <w:r>
+        <w:rPr>
+          <w:rFonts w:ascii="Times New Roman" w:hAnsi="Times New Roman" w:cs="Times New Roman"/>
+          <w:sz w:val="28"/>
+          <w:szCs w:val="28"/>
+        </w:rPr>
+        <w:t>Quy trình làm sạch được phân tách thành hai mức độ: Chuẩn hóa cấu trúc tại tầng Database và Xử lý thống kê chuyên sâu tại tầng Python.</w:t>
+      </w:r>
+    </w:p>
+    <w:p>
+      <w:pPr>
+        <w:numPr>
+          <w:ilvl w:val="0"/>
+          <w:numId w:val="12"/>
+        </w:numPr>
+        <w:rPr>
+          <w:rFonts w:ascii="Times New Roman" w:hAnsi="Times New Roman" w:cs="Times New Roman"/>
+          <w:sz w:val="28"/>
+          <w:szCs w:val="28"/>
+        </w:rPr>
+      </w:pPr>
+      <w:r>
+        <w:rPr>
+          <w:rFonts w:ascii="Times New Roman" w:hAnsi="Times New Roman" w:cs="Times New Roman"/>
+          <w:b/>
+          <w:bCs/>
+          <w:sz w:val="28"/>
+          <w:szCs w:val="28"/>
+        </w:rPr>
+        <w:t>Chuẩn hóa cấu trúc tại SQL:</w:t>
+      </w:r>
+      <w:r>
+        <w:rPr>
+          <w:rFonts w:ascii="Times New Roman" w:hAnsi="Times New Roman" w:cs="Times New Roman"/>
+          <w:sz w:val="28"/>
+          <w:szCs w:val="28"/>
+        </w:rPr>
+        <w:t xml:space="preserve"> Các tọa độ mang định dạng chuỗi (34.56N hay 23.31S) được chuyển đổi thành số có dấu (Double Precision) thông qua biểu thức CASE WHEN trong PostgreSQL. Cột thời gian dt cũng được trích xuất thành year, month, quarter, và decade để phục vụ nhóm dữ liệu. </w:t>
+      </w:r>
+    </w:p>
+    <w:p>
+      <w:pPr>
+        <w:numPr>
+          <w:ilvl w:val="0"/>
+          <w:numId w:val="12"/>
+        </w:numPr>
+        <w:rPr>
+          <w:rFonts w:ascii="Times New Roman" w:hAnsi="Times New Roman" w:cs="Times New Roman"/>
+          <w:sz w:val="28"/>
+          <w:szCs w:val="28"/>
+        </w:rPr>
+      </w:pPr>
+      <w:r>
+        <w:rPr>
+          <w:rFonts w:ascii="Times New Roman" w:hAnsi="Times New Roman" w:cs="Times New Roman"/>
+          <w:b/>
+          <w:bCs/>
+          <w:sz w:val="28"/>
+          <w:szCs w:val="28"/>
+        </w:rPr>
+        <w:t>Chiến lược Điền khuyết (Imputation):</w:t>
+      </w:r>
+      <w:r>
+        <w:rPr>
+          <w:rFonts w:ascii="Times New Roman" w:hAnsi="Times New Roman" w:cs="Times New Roman"/>
+          <w:sz w:val="28"/>
+          <w:szCs w:val="28"/>
+        </w:rPr>
+        <w:t xml:space="preserve"> Tại tầng SQL, toàn bộ giá trị NULL của nhiệt độ được giữ nguyên trạng nhằm bảo toàn cấu trúc chuỗi thời gian. Giai đoạn tiếp theo (Notebook 03), nhóm sẽ áp dụng giải thuật nội suy (Interpolation) bằng Python. Phương pháp nội suy sẽ dựa trên chu kỳ mùa vụ lịch sử (ví dụ: nội suy nhiệt độ tháng 7 bị thiếu dựa trên lịch sử các tháng 7 liền kề) để không làm sai lệch bản chất khí hậu. </w:t>
+      </w:r>
+    </w:p>
+    <w:p>
+      <w:pPr>
+        <w:spacing w:line="360" w:lineRule="auto"/>
+        <w:rPr>
+          <w:rFonts w:ascii="Times New Roman" w:hAnsi="Times New Roman" w:cs="Times New Roman"/>
+          <w:sz w:val="28"/>
+          <w:szCs w:val="28"/>
+        </w:rPr>
+      </w:pPr>
+      <w:r>
+        <w:rPr>
+          <w:rFonts w:ascii="Times New Roman" w:hAnsi="Times New Roman" w:cs="Times New Roman"/>
+          <w:b/>
+          <w:bCs/>
+          <w:sz w:val="28"/>
+          <w:szCs w:val="28"/>
+        </w:rPr>
+        <w:t>Chiến lược Xử lý Ngoại lai (Outliers):</w:t>
+      </w:r>
+      <w:r>
+        <w:rPr>
+          <w:rFonts w:ascii="Times New Roman" w:hAnsi="Times New Roman" w:cs="Times New Roman"/>
+          <w:sz w:val="28"/>
+          <w:szCs w:val="28"/>
+        </w:rPr>
+        <w:t xml:space="preserve"> Nhóm sẽ kết hợp biểu đồ Boxplot và phương pháp thống kê (Z-score, IQR) để cô lập các điểm nhiệt độ ghi nhận sai lệch do lỗi thiết bị đo đạc lịch sử. Các giá trị cực trị hợp lý sẽ được đánh dấu (flag) thay vì xóa bỏ hoàn toàn nhằm phục vụ mô hình học máy.</w:t>
+      </w:r>
+    </w:p>
+    <w:p>
+      <w:pPr>
+        <w:pStyle w:val="Heading2"/>
+      </w:pPr>
+      <w:r>
         <w:lastRenderedPageBreak/>
-        <w:t>2.3. Làm sạch dữ liệu chuyên sâu (Data Cleaning &amp; Imputation)</w:t>
-      </w:r>
-    </w:p>
-    <w:p>
-      <w:pPr>
-        <w:spacing w:line="360" w:lineRule="auto"/>
-        <w:rPr>
-          <w:rFonts w:ascii="Times New Roman" w:hAnsi="Times New Roman" w:cs="Times New Roman"/>
-          <w:sz w:val="28"/>
-          <w:szCs w:val="28"/>
-        </w:rPr>
-      </w:pPr>
-    </w:p>
-    <w:p>
-      <w:pPr>
-        <w:spacing w:line="360" w:lineRule="auto"/>
-        <w:rPr>
-          <w:rFonts w:ascii="Times New Roman" w:hAnsi="Times New Roman" w:cs="Times New Roman"/>
-          <w:sz w:val="28"/>
-          <w:szCs w:val="28"/>
-        </w:rPr>
-      </w:pPr>
-    </w:p>
-    <w:p>
-      <w:pPr>
-        <w:spacing w:line="360" w:lineRule="auto"/>
-        <w:rPr>
-          <w:rFonts w:ascii="Times New Roman" w:hAnsi="Times New Roman" w:cs="Times New Roman"/>
-          <w:sz w:val="28"/>
-          <w:szCs w:val="28"/>
-        </w:rPr>
-      </w:pPr>
-    </w:p>
-    <w:p>
-      <w:pPr>
-        <w:spacing w:line="360" w:lineRule="auto"/>
-        <w:rPr>
-          <w:rFonts w:ascii="Times New Roman" w:hAnsi="Times New Roman" w:cs="Times New Roman"/>
-          <w:sz w:val="28"/>
-          <w:szCs w:val="28"/>
-        </w:rPr>
-      </w:pPr>
-    </w:p>
-    <w:p>
-      <w:pPr>
-        <w:spacing w:line="360" w:lineRule="auto"/>
-        <w:rPr>
-          <w:rFonts w:ascii="Times New Roman" w:hAnsi="Times New Roman" w:cs="Times New Roman"/>
-          <w:sz w:val="28"/>
-          <w:szCs w:val="28"/>
-        </w:rPr>
-      </w:pPr>
+        <w:t>2.4. Tối ưu hóa hiệu năng hệ thống (System Optimization)</w:t>
+      </w:r>
+    </w:p>
+    <w:p>
+      <w:pPr>
+        <w:rPr>
+          <w:rFonts w:ascii="Times New Roman" w:hAnsi="Times New Roman" w:cs="Times New Roman"/>
+          <w:sz w:val="28"/>
+          <w:szCs w:val="28"/>
+        </w:rPr>
+      </w:pPr>
+      <w:r>
+        <w:rPr>
+          <w:rFonts w:ascii="Times New Roman" w:hAnsi="Times New Roman" w:cs="Times New Roman"/>
+          <w:sz w:val="28"/>
+          <w:szCs w:val="28"/>
+        </w:rPr>
+        <w:t xml:space="preserve">Để giải quyết bài toán nút thắt cổ chai khi phân tích dữ liệu khổng lồ, hệ thống áp dụng hai chiến lược tối ưu hóa cốt lõi tại PostgreSQL: </w:t>
+      </w:r>
+    </w:p>
+    <w:p>
+      <w:pPr>
+        <w:numPr>
+          <w:ilvl w:val="0"/>
+          <w:numId w:val="13"/>
+        </w:numPr>
+        <w:rPr>
+          <w:rFonts w:ascii="Times New Roman" w:hAnsi="Times New Roman" w:cs="Times New Roman"/>
+          <w:sz w:val="28"/>
+          <w:szCs w:val="28"/>
+        </w:rPr>
+      </w:pPr>
+      <w:r>
+        <w:rPr>
+          <w:rFonts w:ascii="Times New Roman" w:hAnsi="Times New Roman" w:cs="Times New Roman"/>
+          <w:b/>
+          <w:bCs/>
+          <w:sz w:val="28"/>
+          <w:szCs w:val="28"/>
+        </w:rPr>
+        <w:t>Khung nhìn vật lý (Materialized Views):</w:t>
+      </w:r>
+      <w:r>
+        <w:rPr>
+          <w:rFonts w:ascii="Times New Roman" w:hAnsi="Times New Roman" w:cs="Times New Roman"/>
+          <w:sz w:val="28"/>
+          <w:szCs w:val="28"/>
+        </w:rPr>
+        <w:t xml:space="preserve"> Nhóm thiết kế 6 Materialized Views (ví dụ: mv_city_temperature_yearly) để gom cụm dữ liệu từ mức tháng lên mức năm và thập kỷ. Phương pháp này cung cấp dữ liệu siêu tốc cho các biểu đồ Dashboard sau này mà không yêu cầu hệ thống tính toán lại (Aggregation) trên hàng triệu dòng dữ liệu gốc. </w:t>
+      </w:r>
+    </w:p>
+    <w:p>
+      <w:pPr>
+        <w:numPr>
+          <w:ilvl w:val="0"/>
+          <w:numId w:val="13"/>
+        </w:numPr>
+        <w:rPr>
+          <w:rFonts w:ascii="Times New Roman" w:hAnsi="Times New Roman" w:cs="Times New Roman"/>
+          <w:sz w:val="28"/>
+          <w:szCs w:val="28"/>
+        </w:rPr>
+      </w:pPr>
+      <w:r>
+        <w:rPr>
+          <w:rFonts w:ascii="Times New Roman" w:hAnsi="Times New Roman" w:cs="Times New Roman"/>
+          <w:b/>
+          <w:bCs/>
+          <w:sz w:val="28"/>
+          <w:szCs w:val="28"/>
+        </w:rPr>
+        <w:t>Đánh chỉ mục (Indexing):</w:t>
+      </w:r>
+      <w:r>
+        <w:rPr>
+          <w:rFonts w:ascii="Times New Roman" w:hAnsi="Times New Roman" w:cs="Times New Roman"/>
+          <w:sz w:val="28"/>
+          <w:szCs w:val="28"/>
+        </w:rPr>
+        <w:t xml:space="preserve"> Hệ thống tự động tạo 13 bộ chỉ mục (bao gồm B-Tree và Unique Index) trên các khóa kết nối (như city_id, date_id). </w:t>
+      </w:r>
+    </w:p>
+    <w:p>
+      <w:pPr>
+        <w:spacing w:line="360" w:lineRule="auto"/>
+        <w:rPr>
+          <w:rFonts w:ascii="Times New Roman" w:hAnsi="Times New Roman" w:cs="Times New Roman"/>
+          <w:sz w:val="28"/>
+          <w:szCs w:val="28"/>
+        </w:rPr>
+      </w:pPr>
+      <w:r>
+        <w:rPr>
+          <w:rFonts w:ascii="Times New Roman" w:hAnsi="Times New Roman" w:cs="Times New Roman"/>
+          <w:b/>
+          <w:bCs/>
+          <w:sz w:val="28"/>
+          <w:szCs w:val="28"/>
+        </w:rPr>
+        <w:t>Đo lường hiệu năng thực tế:</w:t>
+      </w:r>
+      <w:r>
+        <w:rPr>
+          <w:rFonts w:ascii="Times New Roman" w:hAnsi="Times New Roman" w:cs="Times New Roman"/>
+          <w:sz w:val="28"/>
+          <w:szCs w:val="28"/>
+        </w:rPr>
+        <w:t xml:space="preserve"> Bằng công cụ EXPLAIN (ANALYZE, BUFFERS, FORMAT JSON), hiệu quả tối ưu được kiểm chứng rõ rệt. Cụ thể, truy vấn lịch sử nhiệt độ thành phố (city_history) đã chuyển từ quét toàn bảng (Seq Scan) sang quét chỉ mục (Index Scan), giúp giảm 95,72% thời gian thực thi (từ 168,66 ms xuống chỉ còn 0,88 ms).</w:t>
+      </w:r>
     </w:p>
     <w:p>
       <w:pPr>
         <w:pStyle w:val="Heading2"/>
       </w:pPr>
       <w:r>
-        <w:t>2.4. Tối ưu hóa hiệu năng hệ thống (System Optimization)</w:t>
-      </w:r>
-    </w:p>
-    <w:p>
-      <w:pPr>
-        <w:spacing w:line="360" w:lineRule="auto"/>
-        <w:rPr>
-          <w:rFonts w:ascii="Times New Roman" w:hAnsi="Times New Roman" w:cs="Times New Roman"/>
-          <w:sz w:val="28"/>
-          <w:szCs w:val="28"/>
-        </w:rPr>
-      </w:pPr>
-    </w:p>
-    <w:p>
-      <w:pPr>
-        <w:spacing w:line="360" w:lineRule="auto"/>
-        <w:rPr>
-          <w:rFonts w:ascii="Times New Roman" w:hAnsi="Times New Roman" w:cs="Times New Roman"/>
-          <w:sz w:val="28"/>
-          <w:szCs w:val="28"/>
-        </w:rPr>
-      </w:pPr>
-    </w:p>
-    <w:p>
-      <w:pPr>
-        <w:spacing w:line="360" w:lineRule="auto"/>
-        <w:rPr>
-          <w:rFonts w:ascii="Times New Roman" w:hAnsi="Times New Roman" w:cs="Times New Roman"/>
-          <w:sz w:val="28"/>
-          <w:szCs w:val="28"/>
-        </w:rPr>
-      </w:pPr>
-    </w:p>
-    <w:p>
-      <w:pPr>
-        <w:pStyle w:val="Heading2"/>
-      </w:pPr>
-      <w:r>
         <w:t>2.5. Kịch bản kiểm thử dữ liệu (Data Validation / Unit Test)</w:t>
       </w:r>
     </w:p>
     <w:p>
       <w:pPr>
-        <w:spacing w:line="360" w:lineRule="auto"/>
-        <w:rPr>
-          <w:rFonts w:ascii="Times New Roman" w:hAnsi="Times New Roman" w:cs="Times New Roman"/>
-          <w:sz w:val="28"/>
-          <w:szCs w:val="28"/>
-        </w:rPr>
-      </w:pPr>
+        <w:rPr>
+          <w:rFonts w:ascii="Times New Roman" w:hAnsi="Times New Roman" w:cs="Times New Roman"/>
+          <w:sz w:val="28"/>
+          <w:szCs w:val="28"/>
+        </w:rPr>
+      </w:pPr>
+      <w:r>
+        <w:rPr>
+          <w:rFonts w:ascii="Times New Roman" w:hAnsi="Times New Roman" w:cs="Times New Roman"/>
+          <w:sz w:val="28"/>
+          <w:szCs w:val="28"/>
+        </w:rPr>
+        <w:t xml:space="preserve">Để đảm bảo dữ liệu sau khi kết nối (Join) không bị sai lệch số liệu gốc, một kịch bản kiểm thử tự động (Unit Test) được thiết lập bằng Python (psycopg2) kết nối trực tiếp vào Database: </w:t>
+      </w:r>
+    </w:p>
+    <w:p>
+      <w:pPr>
+        <w:numPr>
+          <w:ilvl w:val="0"/>
+          <w:numId w:val="14"/>
+        </w:numPr>
+        <w:rPr>
+          <w:rFonts w:ascii="Times New Roman" w:hAnsi="Times New Roman" w:cs="Times New Roman"/>
+          <w:sz w:val="28"/>
+          <w:szCs w:val="28"/>
+        </w:rPr>
+      </w:pPr>
+      <w:r>
+        <w:rPr>
+          <w:rFonts w:ascii="Times New Roman" w:hAnsi="Times New Roman" w:cs="Times New Roman"/>
+          <w:b/>
+          <w:bCs/>
+          <w:sz w:val="28"/>
+          <w:szCs w:val="28"/>
+        </w:rPr>
+        <w:t>Đối chiếu Số lượng dòng (Row Count Validation):</w:t>
+      </w:r>
+      <w:r>
+        <w:rPr>
+          <w:rFonts w:ascii="Times New Roman" w:hAnsi="Times New Roman" w:cs="Times New Roman"/>
+          <w:sz w:val="28"/>
+          <w:szCs w:val="28"/>
+        </w:rPr>
+        <w:t xml:space="preserve"> Hệ thống đối chiếu chéo 3 nguồn: Data Contract ban đầu, số dòng sau khi COPY và số dòng thực tế trong các bảng Fact. Quá trình này xác nhận 5.010.113 dòng của bảng City và toàn bộ 4 bảng còn lại đều đạt chuẩn 100% (Trạng thái PASS), chứng minh không có sự cắt xén dữ liệu. </w:t>
+      </w:r>
+    </w:p>
+    <w:p>
+      <w:pPr>
+        <w:numPr>
+          <w:ilvl w:val="0"/>
+          <w:numId w:val="14"/>
+        </w:numPr>
+        <w:rPr>
+          <w:rFonts w:ascii="Times New Roman" w:hAnsi="Times New Roman" w:cs="Times New Roman"/>
+          <w:sz w:val="28"/>
+          <w:szCs w:val="28"/>
+        </w:rPr>
+      </w:pPr>
+      <w:r>
+        <w:rPr>
+          <w:rFonts w:ascii="Times New Roman" w:hAnsi="Times New Roman" w:cs="Times New Roman"/>
+          <w:b/>
+          <w:bCs/>
+          <w:sz w:val="28"/>
+          <w:szCs w:val="28"/>
+        </w:rPr>
+        <w:t>Kiểm thử Kết nối (Join Validation):</w:t>
+      </w:r>
+      <w:r>
+        <w:rPr>
+          <w:rFonts w:ascii="Times New Roman" w:hAnsi="Times New Roman" w:cs="Times New Roman"/>
+          <w:sz w:val="28"/>
+          <w:szCs w:val="28"/>
+        </w:rPr>
+        <w:t xml:space="preserve"> Áp dụng trên 4 mối quan hệ lớn (như City-Country, State-Country) để rà soát sự nhân bản dòng (Row Multiplication) hoặc mất mát khóa không mong muốn. Kết quả trả về không có dòng nào bị nhân bản sai lệch. </w:t>
+      </w:r>
+    </w:p>
+    <w:p>
+      <w:pPr>
+        <w:numPr>
+          <w:ilvl w:val="0"/>
+          <w:numId w:val="14"/>
+        </w:numPr>
+        <w:rPr>
+          <w:rFonts w:ascii="Times New Roman" w:hAnsi="Times New Roman" w:cs="Times New Roman"/>
+          <w:sz w:val="28"/>
+          <w:szCs w:val="28"/>
+        </w:rPr>
+      </w:pPr>
+      <w:r>
+        <w:rPr>
+          <w:rFonts w:ascii="Times New Roman" w:hAnsi="Times New Roman" w:cs="Times New Roman"/>
+          <w:b/>
+          <w:bCs/>
+          <w:sz w:val="28"/>
+          <w:szCs w:val="28"/>
+        </w:rPr>
+        <w:lastRenderedPageBreak/>
+        <w:t>Kiểm thử Mức độ Bao phủ (Coverage Validation):</w:t>
+      </w:r>
+      <w:r>
+        <w:rPr>
+          <w:rFonts w:ascii="Times New Roman" w:hAnsi="Times New Roman" w:cs="Times New Roman"/>
+          <w:sz w:val="28"/>
+          <w:szCs w:val="28"/>
+        </w:rPr>
+        <w:t xml:space="preserve"> Đảm bảo tính toán gom cụm trên Materialized Views thỏa mãn phương trình toán học: valid_temperature_months + missing_temperature_months = observation_months. </w:t>
+      </w:r>
+    </w:p>
+    <w:p>
+      <w:pPr>
+        <w:spacing w:line="360" w:lineRule="auto"/>
+        <w:rPr>
+          <w:rFonts w:ascii="Times New Roman" w:hAnsi="Times New Roman" w:cs="Times New Roman"/>
+          <w:sz w:val="28"/>
+          <w:szCs w:val="28"/>
+        </w:rPr>
+      </w:pPr>
+      <w:r>
+        <w:rPr>
+          <w:rFonts w:ascii="Times New Roman" w:hAnsi="Times New Roman" w:cs="Times New Roman"/>
+          <w:b/>
+          <w:bCs/>
+          <w:sz w:val="28"/>
+          <w:szCs w:val="28"/>
+        </w:rPr>
+        <w:t>Nghiệm thu (Final Audit):</w:t>
+      </w:r>
+      <w:r>
+        <w:rPr>
+          <w:rFonts w:ascii="Times New Roman" w:hAnsi="Times New Roman" w:cs="Times New Roman"/>
+          <w:sz w:val="28"/>
+          <w:szCs w:val="28"/>
+        </w:rPr>
+        <w:t xml:space="preserve"> Tầng cơ sở dữ liệu chỉ được đánh dấu trạng thái READY và bàn giao cho nhóm Data Science khi toàn bộ 7 chốt chặn (Input, Staging, Fact, Views, Joins, Aggregation, Indexes) đều báo cáo</w:t>
+      </w:r>
     </w:p>
     <w:p>
       <w:pPr>
@@ -4196,7 +4572,7 @@
         <wp:inline distT="0" distB="0" distL="0" distR="0" wp14:anchorId="63118BAF" wp14:editId="27FBD30C">
           <wp:extent cx="1275907" cy="433395"/>
           <wp:effectExtent l="0" t="0" r="635" b="5080"/>
-          <wp:docPr id="1718247146" name="Picture 2"/>
+          <wp:docPr id="1771364223" name="Picture 2"/>
           <wp:cNvGraphicFramePr>
             <a:graphicFrameLocks xmlns:a="http://schemas.openxmlformats.org/drawingml/2006/main" noChangeAspect="1"/>
           </wp:cNvGraphicFramePr>

--- a/docs/TAI_LIEU_BAO_CAO_PROJECT.docx
+++ b/docs/TAI_LIEU_BAO_CAO_PROJECT.docx
@@ -45,16 +45,16 @@
           <w:szCs w:val="32"/>
         </w:rPr>
         <w:drawing>
-          <wp:anchor distT="0" distB="0" distL="114300" distR="114300" simplePos="0" relativeHeight="251658240" behindDoc="0" locked="0" layoutInCell="1" allowOverlap="1" wp14:anchorId="2843F9FD" wp14:editId="7F62A6E9">
+          <wp:anchor distT="0" distB="0" distL="114300" distR="114300" simplePos="0" relativeHeight="251658240" behindDoc="0" locked="0" layoutInCell="1" allowOverlap="1" wp14:anchorId="2843F9FD" wp14:editId="5A02683B">
             <wp:simplePos x="0" y="0"/>
             <wp:positionH relativeFrom="margin">
-              <wp:posOffset>229235</wp:posOffset>
+              <wp:align>center</wp:align>
             </wp:positionH>
             <wp:positionV relativeFrom="paragraph">
               <wp:posOffset>762635</wp:posOffset>
             </wp:positionV>
-            <wp:extent cx="5581650" cy="1895475"/>
-            <wp:effectExtent l="0" t="0" r="0" b="9525"/>
+            <wp:extent cx="4476115" cy="1519555"/>
+            <wp:effectExtent l="0" t="0" r="635" b="4445"/>
             <wp:wrapTopAndBottom/>
             <wp:docPr id="1784251608" name="Picture 1"/>
             <wp:cNvGraphicFramePr>
@@ -68,7 +68,7 @@
                     <pic:cNvPicPr/>
                   </pic:nvPicPr>
                   <pic:blipFill>
-                    <a:blip r:embed="rId8">
+                    <a:blip r:embed="rId8" cstate="print">
                       <a:extLst>
                         <a:ext uri="{28A0092B-C50C-407E-A947-70E740481C1C}">
                           <a14:useLocalDpi xmlns:a14="http://schemas.microsoft.com/office/drawing/2010/main" val="0"/>
@@ -82,7 +82,7 @@
                   <pic:spPr>
                     <a:xfrm>
                       <a:off x="0" y="0"/>
-                      <a:ext cx="5581650" cy="1895475"/>
+                      <a:ext cx="4476115" cy="1519555"/>
                     </a:xfrm>
                     <a:prstGeom prst="rect">
                       <a:avLst/>
@@ -170,7 +170,7 @@
     </w:p>
     <w:p>
       <w:pPr>
-        <w:spacing w:after="600"/>
+        <w:spacing w:after="1080"/>
         <w:jc w:val="center"/>
         <w:rPr>
           <w:rFonts w:ascii="Times New Roman" w:hAnsi="Times New Roman" w:cs="Times New Roman"/>
@@ -208,6 +208,7 @@
           <w:tab w:val="left" w:pos="1440"/>
           <w:tab w:val="left" w:pos="4680"/>
         </w:tabs>
+        <w:spacing w:line="276" w:lineRule="auto"/>
         <w:rPr>
           <w:rFonts w:ascii="Times New Roman" w:hAnsi="Times New Roman" w:cs="Times New Roman"/>
           <w:b/>
@@ -252,6 +253,7 @@
           <w:tab w:val="left" w:pos="1440"/>
           <w:tab w:val="left" w:pos="2250"/>
         </w:tabs>
+        <w:spacing w:line="276" w:lineRule="auto"/>
         <w:rPr>
           <w:rFonts w:ascii="Times New Roman" w:hAnsi="Times New Roman" w:cs="Times New Roman"/>
           <w:b/>
@@ -287,6 +289,7 @@
           <w:tab w:val="left" w:pos="1440"/>
           <w:tab w:val="left" w:pos="2250"/>
         </w:tabs>
+        <w:spacing w:line="276" w:lineRule="auto"/>
         <w:rPr>
           <w:rFonts w:ascii="Times New Roman" w:hAnsi="Times New Roman" w:cs="Times New Roman"/>
           <w:sz w:val="32"/>
@@ -328,6 +331,7 @@
           <w:tab w:val="left" w:pos="1440"/>
           <w:tab w:val="left" w:pos="2250"/>
         </w:tabs>
+        <w:spacing w:line="276" w:lineRule="auto"/>
         <w:rPr>
           <w:rFonts w:ascii="Times New Roman" w:hAnsi="Times New Roman" w:cs="Times New Roman"/>
           <w:b/>
@@ -363,6 +367,7 @@
           <w:tab w:val="left" w:pos="2860"/>
           <w:tab w:val="left" w:pos="5590"/>
         </w:tabs>
+        <w:spacing w:line="276" w:lineRule="auto"/>
         <w:rPr>
           <w:rFonts w:ascii="Times New Roman" w:hAnsi="Times New Roman" w:cs="Times New Roman"/>
           <w:sz w:val="32"/>
@@ -402,6 +407,7 @@
           <w:tab w:val="left" w:pos="2860"/>
           <w:tab w:val="left" w:pos="5590"/>
         </w:tabs>
+        <w:spacing w:line="276" w:lineRule="auto"/>
         <w:rPr>
           <w:rFonts w:ascii="Times New Roman" w:hAnsi="Times New Roman" w:cs="Times New Roman"/>
           <w:sz w:val="32"/>
@@ -441,6 +447,7 @@
           <w:tab w:val="left" w:pos="2860"/>
           <w:tab w:val="left" w:pos="5590"/>
         </w:tabs>
+        <w:spacing w:line="276" w:lineRule="auto"/>
         <w:rPr>
           <w:rFonts w:ascii="Times New Roman" w:hAnsi="Times New Roman" w:cs="Times New Roman"/>
           <w:sz w:val="32"/>
@@ -488,6 +495,7 @@
           <w:tab w:val="left" w:pos="2860"/>
           <w:tab w:val="left" w:pos="5590"/>
         </w:tabs>
+        <w:spacing w:line="276" w:lineRule="auto"/>
         <w:rPr>
           <w:rFonts w:ascii="Times New Roman" w:hAnsi="Times New Roman" w:cs="Times New Roman"/>
           <w:sz w:val="32"/>
@@ -525,6 +533,7 @@
           <w:tab w:val="left" w:pos="1440"/>
           <w:tab w:val="left" w:pos="2250"/>
         </w:tabs>
+        <w:spacing w:line="276" w:lineRule="auto"/>
         <w:rPr>
           <w:rFonts w:ascii="Times New Roman" w:hAnsi="Times New Roman" w:cs="Times New Roman"/>
           <w:b/>
@@ -560,7 +569,7 @@
     </w:p>
     <w:p>
       <w:pPr>
-        <w:spacing w:before="2160"/>
+        <w:spacing w:before="2280"/>
         <w:jc w:val="center"/>
         <w:rPr>
           <w:rFonts w:ascii="Times New Roman" w:hAnsi="Times New Roman" w:cs="Times New Roman"/>

--- a/docs/TAI_LIEU_BAO_CAO_PROJECT.docx
+++ b/docs/TAI_LIEU_BAO_CAO_PROJECT.docx
@@ -3028,7 +3028,7 @@
           <w:sz w:val="28"/>
           <w:szCs w:val="28"/>
         </w:rPr>
-        <w:t>Sau khi dữ liệu đã được tinh chế, chuẩn hóa cấu trúc và giảm tải dung lượng tại tầng PostgreSQL, Python sẽ tiếp nhận các Khung nhìn (Views) này để thực hiện các tác vụ phân tích chuyên sâu. Toàn bộ quy trình này được triển khai trong thư mục notebooks/, bao gồm:</w:t>
+        <w:t>Sau khi dữ liệu đã được tinh chế, chuẩn hóa cấu trúc và giảm tải dung lượng tại tầng PostgreSQL, Python sẽ tiếp nhận các Khung nhìn (Views) này để thực hiện các tác vụ phân tích chuyên sâu. Toàn bộ quy trình này được triển khai trong thư mục notebooks_v1/ hoặc notebooks_v2/, bao gồm:</w:t>
       </w:r>
     </w:p>
     <w:p>
